--- a/docs/GoTek_Chatbot_Environment_Database_Handoff.docx
+++ b/docs/GoTek_Chatbot_Environment_Database_Handoff.docx
@@ -1187,7 +1187,7 @@
           <w:color w:val="000000"/>
           <w:sz w:val="20"/>
         </w:rPr>
-        <w:t>Checkout evidence at this snapshot: the repository root has no real .env file; .env.example is tracked as a placeholder; .local/runtime.json exists locally and is ignored. The expected private .env path, when a developer creates it, is the repository root: /Users/ngxuanphu/Documents/ChatGPT/GoTek ChatBOT - CTO/.env. Never copy real values into the tracked template or this Word handoff.</w:t>
+        <w:t>Checkout evidence at this snapshot: a private .env now exists at the repository root and is ignored by Git. It was generated from .local/runtime.json with DATABASE_URL targeting 127.0.0.1:55432/gotek_chatbot as gotek_app; the password is intentionally omitted from this document. .env.example remains the tracked placeholder and .local/runtime.json remains local/ignored. PostgreSQL 16.15 accepted a connection as gotek_app, reported 57 applied migrations and 55 public tables, and the app role reported rolbypassrls=false during the current check. With the same exported environment, npm run dev started on 127.0.0.1:4317 and GET /api/health returned HTTP 200 with local-test status. This proves the local/test profile only; it does not prove staging or production connectivity. Never copy real values into the tracked template or this Word handoff.</w:t>
       </w:r>
     </w:p>
     <w:tbl>
